--- a/70-kadry/Договор с дизайнером, самозанятая.docx
+++ b/70-kadry/Договор с дизайнером, самозанятая.docx
@@ -710,7 +710,7 @@
         <w:spacing w:after="120"/>
       </w:pPr>
       <w:r>
-        <w:t xml:space="preserve">8.2. Порядок обращения с конфиденциальной информацией установлен Соглашением о неразглашении (Приложение № 1), которое является неотъемлемой частью настоящего договора.</w:t>
+        <w:t xml:space="preserve">8.2. Одновременно с настоящим договором Стороны подписывают Соглашение о неразглашении конфиденциальной информации.</w:t>
       </w:r>
     </w:p>
     <w:p>
@@ -848,333 +848,6 @@
       </w:pPr>
       <w:r>
         <w:t xml:space="preserve">Подпись: ______________________ / {{ФИО исполнителя}} /</w:t>
-      </w:r>
-    </w:p>
-    <w:p>
-      <w:r>
-        <w:br w:type="page"/>
-      </w:r>
-    </w:p>
-    <w:p>
-      <w:pPr>
-        <w:spacing w:after="240"/>
-        <w:jc w:val="right"/>
-      </w:pPr>
-      <w:r>
-        <w:rPr>
-          <w:i/>
-          <w:iCs/>
-        </w:rPr>
-        <w:t xml:space="preserve">Приложение № 1 к Договору оказания услуг № ____ от «___» __________ 2026 г.</w:t>
-      </w:r>
-    </w:p>
-    <w:p>
-      <w:pPr>
-        <w:spacing w:after="240"/>
-        <w:jc w:val="center"/>
-      </w:pPr>
-      <w:r>
-        <w:rPr>
-          <w:b/>
-          <w:bCs/>
-          <w:sz w:val="26"/>
-          <w:szCs w:val="26"/>
-        </w:rPr>
-        <w:t xml:space="preserve">СОГЛАШЕНИЕ О НЕРАЗГЛАШЕНИИ КОНФИДЕНЦИАЛЬНОЙ ИНФОРМАЦИИ</w:t>
-      </w:r>
-    </w:p>
-    <w:p>
-      <w:pPr>
-        <w:pStyle w:val="Heading1"/>
-        <w:spacing w:after="140" w:before="280"/>
-      </w:pPr>
-      <w:r>
-        <w:t xml:space="preserve">1. Конфиденциальная информация</w:t>
-      </w:r>
-    </w:p>
-    <w:p>
-      <w:pPr>
-        <w:spacing w:after="120"/>
-      </w:pPr>
-      <w:r>
-        <w:t xml:space="preserve">1.1. Конфиденциальной является любая информация, которую Исполнитель получил или создал в связи с договором, в том числе:</w:t>
-      </w:r>
-    </w:p>
-    <w:p>
-      <w:pPr>
-        <w:pStyle w:val="ListParagraph"/>
-        <w:numPr>
-          <w:ilvl w:val="0"/>
-          <w:numId w:val="2"/>
-        </w:numPr>
-        <w:spacing w:after="120"/>
-      </w:pPr>
-      <w:r>
-        <w:t xml:space="preserve">сведения о студентах, клиентах, преподавателях и сотрудниках Института, включая их персональные данные, изображения и записи;</w:t>
-      </w:r>
-    </w:p>
-    <w:p>
-      <w:pPr>
-        <w:pStyle w:val="ListParagraph"/>
-        <w:numPr>
-          <w:ilvl w:val="0"/>
-          <w:numId w:val="2"/>
-        </w:numPr>
-        <w:spacing w:after="120"/>
-      </w:pPr>
-      <w:r>
-        <w:t xml:space="preserve">финансовые показатели, цены, условия договоров, планы продаж, маркетинга и запусков;</w:t>
-      </w:r>
-    </w:p>
-    <w:p>
-      <w:pPr>
-        <w:pStyle w:val="ListParagraph"/>
-        <w:numPr>
-          <w:ilvl w:val="0"/>
-          <w:numId w:val="2"/>
-        </w:numPr>
-        <w:spacing w:after="120"/>
-      </w:pPr>
-      <w:r>
-        <w:t xml:space="preserve">данные рекламных кабинетов, аналитики, CRM и баз клиентов;</w:t>
-      </w:r>
-    </w:p>
-    <w:p>
-      <w:pPr>
-        <w:pStyle w:val="ListParagraph"/>
-        <w:numPr>
-          <w:ilvl w:val="0"/>
-          <w:numId w:val="2"/>
-        </w:numPr>
-        <w:spacing w:after="120"/>
-      </w:pPr>
-      <w:r>
-        <w:t xml:space="preserve">неопубликованные макеты, видеоматериалы, учебные и методические материалы Института;</w:t>
-      </w:r>
-    </w:p>
-    <w:p>
-      <w:pPr>
-        <w:pStyle w:val="ListParagraph"/>
-        <w:numPr>
-          <w:ilvl w:val="0"/>
-          <w:numId w:val="2"/>
-        </w:numPr>
-        <w:spacing w:after="120"/>
-      </w:pPr>
-      <w:r>
-        <w:t xml:space="preserve">логины, пароли и иные доступы к рабочим системам и аккаунтам Института.</w:t>
-      </w:r>
-    </w:p>
-    <w:p>
-      <w:pPr>
-        <w:spacing w:after="120"/>
-      </w:pPr>
-      <w:r>
-        <w:t xml:space="preserve">1.2. Не является конфиденциальной информация, которая:</w:t>
-      </w:r>
-    </w:p>
-    <w:p>
-      <w:pPr>
-        <w:pStyle w:val="ListParagraph"/>
-        <w:numPr>
-          <w:ilvl w:val="0"/>
-          <w:numId w:val="2"/>
-        </w:numPr>
-        <w:spacing w:after="120"/>
-      </w:pPr>
-      <w:r>
-        <w:t xml:space="preserve">стала общедоступной не по вине Исполнителя;</w:t>
-      </w:r>
-    </w:p>
-    <w:p>
-      <w:pPr>
-        <w:pStyle w:val="ListParagraph"/>
-        <w:numPr>
-          <w:ilvl w:val="0"/>
-          <w:numId w:val="2"/>
-        </w:numPr>
-        <w:spacing w:after="120"/>
-      </w:pPr>
-      <w:r>
-        <w:t xml:space="preserve">была известна Исполнителю до заключения договора, что подтверждается документально;</w:t>
-      </w:r>
-    </w:p>
-    <w:p>
-      <w:pPr>
-        <w:pStyle w:val="ListParagraph"/>
-        <w:numPr>
-          <w:ilvl w:val="0"/>
-          <w:numId w:val="2"/>
-        </w:numPr>
-        <w:spacing w:after="120"/>
-      </w:pPr>
-      <w:r>
-        <w:t xml:space="preserve">раскрыта по законному требованию государственного органа. В этом случае Исполнитель, если это не запрещено законом, заранее уведомляет Заказчика.</w:t>
-      </w:r>
-    </w:p>
-    <w:p>
-      <w:pPr>
-        <w:pStyle w:val="Heading1"/>
-        <w:spacing w:after="140" w:before="280"/>
-      </w:pPr>
-      <w:r>
-        <w:t xml:space="preserve">2. Обязанности Исполнителя</w:t>
-      </w:r>
-    </w:p>
-    <w:p>
-      <w:pPr>
-        <w:spacing w:after="120"/>
-      </w:pPr>
-      <w:r>
-        <w:t xml:space="preserve">2.1. Использовать конфиденциальную информацию только для оказания услуг по договору.</w:t>
-      </w:r>
-    </w:p>
-    <w:p>
-      <w:pPr>
-        <w:spacing w:after="120"/>
-      </w:pPr>
-      <w:r>
-        <w:t xml:space="preserve">2.2. Не раскрывать и не передавать конфиденциальную информацию третьим лицам без письменного согласия Заказчика, включая согласие по электронной почте.</w:t>
-      </w:r>
-    </w:p>
-    <w:p>
-      <w:pPr>
-        <w:spacing w:after="120"/>
-      </w:pPr>
-      <w:r>
-        <w:t xml:space="preserve">2.3. Не копировать конфиденциальную информацию на личные устройства и в личные облачные сервисы сверх необходимого для выполнения текущего задания.</w:t>
-      </w:r>
-    </w:p>
-    <w:p>
-      <w:pPr>
-        <w:spacing w:after="120"/>
-      </w:pPr>
-      <w:r>
-        <w:t xml:space="preserve">2.4. Не передавать никому свои доступы к системам Института; использовать двухфакторную аутентификацию там, где она доступна.</w:t>
-      </w:r>
-    </w:p>
-    <w:p>
-      <w:pPr>
-        <w:spacing w:after="120"/>
-      </w:pPr>
-      <w:r>
-        <w:t xml:space="preserve">2.5. Незамедлительно сообщать Заказчику об утрате доступа, утечке или подозрении на утечку конфиденциальной информации.</w:t>
-      </w:r>
-    </w:p>
-    <w:p>
-      <w:pPr>
-        <w:pStyle w:val="Heading1"/>
-        <w:spacing w:after="140" w:before="280"/>
-      </w:pPr>
-      <w:r>
-        <w:t xml:space="preserve">3. Учебные материалы и персональные данные</w:t>
-      </w:r>
-    </w:p>
-    <w:p>
-      <w:pPr>
-        <w:spacing w:after="120"/>
-      </w:pPr>
-      <w:r>
-        <w:t xml:space="preserve">3.1. Учебные видеоматериалы Института могут содержать демонстрационные терапевтические сессии и личные истории участников. Такие материалы Исполнитель не публикует, не показывает третьим лицам, не размещает в портфолио и удаляет со своих устройств после сдачи задания.</w:t>
-      </w:r>
-    </w:p>
-    <w:p>
-      <w:pPr>
-        <w:spacing w:after="120"/>
-      </w:pPr>
-      <w:r>
-        <w:t xml:space="preserve">3.2. Персональные данные, ставшие известными при оказании услуг, Исполнитель обрабатывает только в объёме, необходимом для выполнения задания, с соблюдением требований Федерального закона № 152-ФЗ «О персональных данных».</w:t>
-      </w:r>
-    </w:p>
-    <w:p>
-      <w:pPr>
-        <w:spacing w:after="120"/>
-      </w:pPr>
-      <w:r>
-        <w:t xml:space="preserve">3.3. Материалы с изображением студентов, клиентов и участников мероприятий Института не размещаются в портфолио Исполнителя без письменного согласия Заказчика.</w:t>
-      </w:r>
-    </w:p>
-    <w:p>
-      <w:pPr>
-        <w:pStyle w:val="Heading1"/>
-        <w:spacing w:after="140" w:before="280"/>
-      </w:pPr>
-      <w:r>
-        <w:t xml:space="preserve">4. Срок действия</w:t>
-      </w:r>
-    </w:p>
-    <w:p>
-      <w:pPr>
-        <w:spacing w:after="120"/>
-      </w:pPr>
-      <w:r>
-        <w:t xml:space="preserve">4.1. Обязательства по Соглашению действуют в течение срока действия договора и 3 (трёх) лет после его прекращения. Обязательства в отношении персональных данных и материалов, указанных в п. 3.1, действуют бессрочно.</w:t>
-      </w:r>
-    </w:p>
-    <w:p>
-      <w:pPr>
-        <w:spacing w:after="120"/>
-      </w:pPr>
-      <w:r>
-        <w:t xml:space="preserve">4.2. В течение 5 рабочих дней после прекращения договора Исполнитель возвращает Заказчику материалы, удаляет их копии со своих устройств и сервисов и подтверждает это по электронной почте.</w:t>
-      </w:r>
-    </w:p>
-    <w:p>
-      <w:pPr>
-        <w:pStyle w:val="Heading1"/>
-        <w:spacing w:after="140" w:before="280"/>
-      </w:pPr>
-      <w:r>
-        <w:t xml:space="preserve">5. Ответственность</w:t>
-      </w:r>
-    </w:p>
-    <w:p>
-      <w:pPr>
-        <w:spacing w:after="120"/>
-      </w:pPr>
-      <w:r>
-        <w:t xml:space="preserve">5.1. За нарушение Соглашения Исполнитель возмещает Заказчику причинённые убытки (ст. 15 ГК РФ).</w:t>
-      </w:r>
-    </w:p>
-    <w:p>
-      <w:pPr>
-        <w:spacing w:after="120"/>
-      </w:pPr>
-      <w:r>
-        <w:t xml:space="preserve">5.2. Нарушение Соглашения является существенным нарушением договора и основанием для отказа Заказчика от договора по п. 9.2.</w:t>
-      </w:r>
-    </w:p>
-    <w:p>
-      <w:pPr>
-        <w:pStyle w:val="Heading1"/>
-        <w:spacing w:after="140" w:before="280"/>
-      </w:pPr>
-      <w:r>
-        <w:t xml:space="preserve">6. Подписи сторон</w:t>
-      </w:r>
-    </w:p>
-    <w:p>
-      <w:pPr>
-        <w:spacing w:after="120"/>
-      </w:pPr>
-      <w:r>
-        <w:t xml:space="preserve">Заказчик: ______________________ / ИП {{ФИО ИП}} /</w:t>
-      </w:r>
-    </w:p>
-    <w:p>
-      <w:pPr>
-        <w:spacing w:after="120"/>
-      </w:pPr>
-      <w:r>
-        <w:t xml:space="preserve"/>
-      </w:r>
-    </w:p>
-    <w:p>
-      <w:pPr>
-        <w:spacing w:after="120"/>
-      </w:pPr>
-      <w:r>
-        <w:t xml:space="preserve">Исполнитель: ______________________ / {{ФИО исполнителя}} /</w:t>
       </w:r>
     </w:p>
     <w:sectPr>
